--- a/Github.docx
+++ b/Github.docx
@@ -172,6 +172,12 @@
           <w:lang w:val="en-US" w:eastAsia="zh-CN"/>
         </w:rPr>
         <w:tab/>
+      </w:r>
+      <w:r>
+        <w:rPr>
+          <w:rFonts w:hint="eastAsia"/>
+          <w:lang w:val="en-US" w:eastAsia="zh-CN"/>
+        </w:rPr>
         <w:t>git init：在当前目录初始化一个新的git仓库，在终端中先cd到当前目录，再git init。</w:t>
       </w:r>
     </w:p>
@@ -223,6 +229,51 @@
     <w:p>
       <w:pPr>
         <w:rPr>
+          <w:rFonts w:hint="eastAsia"/>
+          <w:lang w:val="en-US" w:eastAsia="zh-CN"/>
+        </w:rPr>
+      </w:pPr>
+      <w:r>
+        <w:rPr>
+          <w:rFonts w:hint="eastAsia"/>
+          <w:lang w:val="en-US" w:eastAsia="zh-CN"/>
+        </w:rPr>
+        <w:t>15.git add .，git commit -m "记录一下修改"，git push：三步将修改的代码上传到github。</w:t>
+      </w:r>
+    </w:p>
+    <w:p>
+      <w:pPr>
+        <w:rPr>
+          <w:rFonts w:hint="eastAsia"/>
+          <w:lang w:val="en-US" w:eastAsia="zh-CN"/>
+        </w:rPr>
+      </w:pPr>
+      <w:r>
+        <w:rPr>
+          <w:rFonts w:hint="eastAsia"/>
+          <w:lang w:val="en-US" w:eastAsia="zh-CN"/>
+        </w:rPr>
+        <w:t>16.git clone https://github.com/jiangyubo89/claude-code.git：将github远程项目克隆到本地文件夹。</w:t>
+      </w:r>
+    </w:p>
+    <w:p>
+      <w:pPr>
+        <w:rPr>
+          <w:rFonts w:hint="eastAsia"/>
+          <w:lang w:val="en-US" w:eastAsia="zh-CN"/>
+        </w:rPr>
+      </w:pPr>
+      <w:r>
+        <w:rPr>
+          <w:rFonts w:hint="eastAsia"/>
+          <w:lang w:val="en-US" w:eastAsia="zh-CN"/>
+        </w:rPr>
+        <w:t>17.将openclaw项目克隆到本地后，用Claudecode帮我本地部署openclaw并连接Claudecode，先用cd D:\桌面\claude\openclaw，node --import tsx src/entry.ts gateway --port 18789 --verbose启动网关。</w:t>
+      </w:r>
+    </w:p>
+    <w:p>
+      <w:pPr>
+        <w:rPr>
           <w:rFonts w:hint="default"/>
           <w:lang w:val="en-US" w:eastAsia="zh-CN"/>
         </w:rPr>
@@ -232,7 +283,7 @@
           <w:rFonts w:hint="eastAsia"/>
           <w:lang w:val="en-US" w:eastAsia="zh-CN"/>
         </w:rPr>
-        <w:t>15.git add .，git commit -m "记录一下修改"，git push：三步将修改的代码上传到github。</w:t>
+        <w:t>18.cd D:\桌面\claude\openclaw，node --import tsx src/entry.ts agent --agent main --message "你好"</w:t>
       </w:r>
       <w:bookmarkStart w:id="0" w:name="_GoBack"/>
       <w:bookmarkEnd w:id="0"/>
@@ -323,7 +374,7 @@
     <w:lsdException w:qFormat="1" w:unhideWhenUsed="0" w:uiPriority="0" w:semiHidden="0" w:name="Title"/>
     <w:lsdException w:unhideWhenUsed="0" w:uiPriority="0" w:semiHidden="0" w:name="Closing"/>
     <w:lsdException w:unhideWhenUsed="0" w:uiPriority="0" w:semiHidden="0" w:name="Signature"/>
-    <w:lsdException w:unhideWhenUsed="0" w:uiPriority="0" w:name="Default Paragraph Font"/>
+    <w:lsdException w:qFormat="1" w:unhideWhenUsed="0" w:uiPriority="0" w:name="Default Paragraph Font"/>
     <w:lsdException w:unhideWhenUsed="0" w:uiPriority="0" w:semiHidden="0" w:name="Body Text"/>
     <w:lsdException w:unhideWhenUsed="0" w:uiPriority="0" w:semiHidden="0" w:name="Body Text Indent"/>
     <w:lsdException w:unhideWhenUsed="0" w:uiPriority="0" w:semiHidden="0" w:name="List Continue"/>
@@ -361,7 +412,7 @@
     <w:lsdException w:unhideWhenUsed="0" w:uiPriority="0" w:semiHidden="0" w:name="HTML Sample"/>
     <w:lsdException w:unhideWhenUsed="0" w:uiPriority="0" w:semiHidden="0" w:name="HTML Typewriter"/>
     <w:lsdException w:unhideWhenUsed="0" w:uiPriority="0" w:semiHidden="0" w:name="HTML Variable"/>
-    <w:lsdException w:unhideWhenUsed="0" w:uiPriority="0" w:name="Normal Table"/>
+    <w:lsdException w:qFormat="1" w:unhideWhenUsed="0" w:uiPriority="0" w:name="Normal Table"/>
     <w:lsdException w:unhideWhenUsed="0" w:uiPriority="0" w:semiHidden="0" w:name="annotation subject"/>
     <w:lsdException w:unhideWhenUsed="0" w:uiPriority="0" w:semiHidden="0" w:name="Table Simple 1"/>
     <w:lsdException w:unhideWhenUsed="0" w:uiPriority="0" w:semiHidden="0" w:name="Table Simple 2"/>
@@ -526,11 +577,13 @@
   <w:style w:type="character" w:default="1" w:styleId="3">
     <w:name w:val="Default Paragraph Font"/>
     <w:semiHidden/>
+    <w:qFormat/>
     <w:uiPriority w:val="0"/>
   </w:style>
   <w:style w:type="table" w:default="1" w:styleId="2">
     <w:name w:val="Normal Table"/>
     <w:semiHidden/>
+    <w:qFormat/>
     <w:uiPriority w:val="0"/>
     <w:tblPr>
       <w:tblCellMar>
